--- a/작업일지/pulse_13회차.docx
+++ b/작업일지/pulse_13회차.docx
@@ -86,17 +86,8 @@
                 <w:rFonts w:hint="eastAsia"/>
                 <w:szCs w:val="20"/>
               </w:rPr>
-              <w:t xml:space="preserve">2021182032 </w:t>
-            </w:r>
-            <w:proofErr w:type="spellStart"/>
-            <w:r>
-              <w:rPr>
-                <w:rFonts w:hint="eastAsia"/>
-                <w:szCs w:val="20"/>
-              </w:rPr>
-              <w:t>임동건</w:t>
-            </w:r>
-            <w:proofErr w:type="spellEnd"/>
+              <w:t>2021182032 임동건</w:t>
+            </w:r>
             <w:r>
               <w:rPr>
                 <w:szCs w:val="20"/>
@@ -126,7 +117,6 @@
                 <w:sz w:val="22"/>
               </w:rPr>
             </w:pPr>
-            <w:proofErr w:type="spellStart"/>
             <w:r>
               <w:rPr>
                 <w:rFonts w:hint="eastAsia"/>
@@ -135,7 +125,6 @@
               </w:rPr>
               <w:t>팀명</w:t>
             </w:r>
-            <w:proofErr w:type="spellEnd"/>
           </w:p>
         </w:tc>
         <w:tc>
@@ -349,121 +338,57 @@
               </w:rPr>
               <w:t xml:space="preserve">노훈철: </w:t>
             </w:r>
-            <w:proofErr w:type="spellStart"/>
             <w:r>
               <w:rPr>
                 <w:rFonts w:hint="eastAsia"/>
                 <w:b/>
                 <w:bCs/>
               </w:rPr>
-              <w:t>GraphicsUnionVersion</w:t>
-            </w:r>
-            <w:proofErr w:type="spellEnd"/>
+              <w:t>GraphicsUnionVersion 과 SyncFPS 합치기</w:t>
+            </w:r>
             <w:r>
               <w:rPr>
                 <w:rFonts w:hint="eastAsia"/>
                 <w:b/>
                 <w:bCs/>
               </w:rPr>
-              <w:t xml:space="preserve"> 과 </w:t>
-            </w:r>
-            <w:proofErr w:type="spellStart"/>
+              <w:t xml:space="preserve">, SkinMesh Animation Update 가 느린 현상 GPU로 완화. </w:t>
+            </w:r>
+            <w:proofErr w:type="gramStart"/>
             <w:r>
               <w:rPr>
                 <w:rFonts w:hint="eastAsia"/>
                 <w:b/>
                 <w:bCs/>
               </w:rPr>
-              <w:t>SyncFPS</w:t>
-            </w:r>
-            <w:proofErr w:type="spellEnd"/>
+              <w:t>/ Raytracing</w:t>
+            </w:r>
+            <w:proofErr w:type="gramEnd"/>
             <w:r>
               <w:rPr>
                 <w:rFonts w:hint="eastAsia"/>
                 <w:b/>
                 <w:bCs/>
               </w:rPr>
-              <w:t xml:space="preserve"> 합치기</w:t>
-            </w:r>
+              <w:t xml:space="preserve"> Geometry 다시 합쳐 프레임 </w:t>
+            </w:r>
+            <w:proofErr w:type="gramStart"/>
             <w:r>
               <w:rPr>
                 <w:rFonts w:hint="eastAsia"/>
                 <w:b/>
                 <w:bCs/>
               </w:rPr>
-              <w:t xml:space="preserve">, </w:t>
-            </w:r>
-            <w:proofErr w:type="spellStart"/>
+              <w:t>올리기 /</w:t>
+            </w:r>
+            <w:proofErr w:type="gramEnd"/>
             <w:r>
               <w:rPr>
                 <w:rFonts w:hint="eastAsia"/>
                 <w:b/>
                 <w:bCs/>
               </w:rPr>
-              <w:t>SkinMesh</w:t>
-            </w:r>
-            <w:proofErr w:type="spellEnd"/>
-            <w:r>
-              <w:rPr>
-                <w:rFonts w:hint="eastAsia"/>
-                <w:b/>
-                <w:bCs/>
-              </w:rPr>
-              <w:t xml:space="preserve"> Animation Update 가 느린 현상 GPU로 완화. </w:t>
-            </w:r>
-            <w:proofErr w:type="gramStart"/>
-            <w:r>
-              <w:rPr>
-                <w:rFonts w:hint="eastAsia"/>
-                <w:b/>
-                <w:bCs/>
-              </w:rPr>
-              <w:t>/ Raytracing</w:t>
-            </w:r>
-            <w:proofErr w:type="gramEnd"/>
-            <w:r>
-              <w:rPr>
-                <w:rFonts w:hint="eastAsia"/>
-                <w:b/>
-                <w:bCs/>
-              </w:rPr>
-              <w:t xml:space="preserve"> Geometry 다시 합쳐 프레임 </w:t>
-            </w:r>
-            <w:proofErr w:type="gramStart"/>
-            <w:r>
-              <w:rPr>
-                <w:rFonts w:hint="eastAsia"/>
-                <w:b/>
-                <w:bCs/>
-              </w:rPr>
-              <w:t>올리기 /</w:t>
-            </w:r>
-            <w:proofErr w:type="gramEnd"/>
-            <w:r>
-              <w:rPr>
-                <w:rFonts w:hint="eastAsia"/>
-                <w:b/>
-                <w:bCs/>
-              </w:rPr>
-              <w:t xml:space="preserve"> Raytracing </w:t>
-            </w:r>
-            <w:proofErr w:type="spellStart"/>
-            <w:r>
-              <w:rPr>
-                <w:rFonts w:hint="eastAsia"/>
-                <w:b/>
-                <w:bCs/>
-              </w:rPr>
-              <w:t>PBR</w:t>
-            </w:r>
-            <w:proofErr w:type="spellEnd"/>
-            <w:r>
-              <w:rPr>
-                <w:rFonts w:hint="eastAsia"/>
-                <w:b/>
-                <w:bCs/>
-              </w:rPr>
-              <w:t xml:space="preserve"> </w:t>
+              <w:t xml:space="preserve"> Raytracing PBR </w:t>
             </w:r>
             <w:proofErr w:type="gramStart"/>
             <w:r>
@@ -488,35 +413,26 @@
             <w:pPr>
               <w:jc w:val="left"/>
               <w:rPr>
+                <w:rFonts w:hint="eastAsia"/>
                 <w:b/>
                 <w:bCs/>
               </w:rPr>
             </w:pPr>
-            <w:proofErr w:type="spellStart"/>
             <w:r>
               <w:rPr>
                 <w:rFonts w:hint="eastAsia"/>
                 <w:b/>
                 <w:bCs/>
               </w:rPr>
-              <w:t>임동건</w:t>
-            </w:r>
-            <w:proofErr w:type="spellEnd"/>
+              <w:t xml:space="preserve">임동건: </w:t>
+            </w:r>
             <w:r>
               <w:rPr>
                 <w:rFonts w:hint="eastAsia"/>
                 <w:b/>
                 <w:bCs/>
               </w:rPr>
-              <w:t xml:space="preserve">: 던전 맵 제작, </w:t>
-            </w:r>
-            <w:r>
-              <w:rPr>
-                <w:rFonts w:hint="eastAsia"/>
-                <w:b/>
-                <w:bCs/>
-              </w:rPr>
-              <w:t>상태 머신 구축</w:t>
+              <w:t>1인칭 3인칭 오류 및 총기 텍스처 오류</w:t>
             </w:r>
           </w:p>
           <w:p>
@@ -552,9 +468,19 @@
           <w:bCs/>
           <w:sz w:val="22"/>
         </w:rPr>
-        <w:t xml:space="preserve">(Client는 Release로 해주세요! 그렇지 않음 </w:t>
-      </w:r>
-      <w:proofErr w:type="spellStart"/>
+        <w:t>(Client는 Release로 해주세요! 그렇지 않음 프레임레이트가 너무 떨어집니다.)</w:t>
+      </w:r>
+    </w:p>
+    <w:p>
+      <w:pPr>
+        <w:jc w:val="left"/>
+        <w:rPr>
+          <w:rFonts w:ascii="맑은 고딕" w:eastAsia="맑은 고딕" w:hAnsi="맑은 고딕" w:cs="맑은 고딕"/>
+          <w:b/>
+          <w:bCs/>
+          <w:szCs w:val="20"/>
+        </w:rPr>
+      </w:pPr>
       <w:r>
         <w:rPr>
           <w:rFonts w:ascii="맑은 고딕" w:eastAsia="맑은 고딕" w:hAnsi="맑은 고딕" w:cs="맑은 고딕" w:hint="eastAsia"/>
@@ -562,38 +488,36 @@
           <w:bCs/>
           <w:sz w:val="22"/>
         </w:rPr>
-        <w:t>프레임레이트가</w:t>
-      </w:r>
-      <w:proofErr w:type="spellEnd"/>
+        <w:t xml:space="preserve">노훈철: </w:t>
+      </w:r>
       <w:r>
         <w:rPr>
           <w:rFonts w:ascii="맑은 고딕" w:eastAsia="맑은 고딕" w:hAnsi="맑은 고딕" w:cs="맑은 고딕" w:hint="eastAsia"/>
           <w:b/>
           <w:bCs/>
-          <w:sz w:val="22"/>
-        </w:rPr>
-        <w:t xml:space="preserve"> 너무 떨어집니다.)</w:t>
-      </w:r>
-    </w:p>
-    <w:p>
-      <w:pPr>
-        <w:jc w:val="left"/>
+          <w:szCs w:val="20"/>
+        </w:rPr>
+        <w:t xml:space="preserve">Zone 이동을 위한 클라이언트 </w:t>
+      </w:r>
+      <w:r>
         <w:rPr>
           <w:rFonts w:ascii="맑은 고딕" w:eastAsia="맑은 고딕" w:hAnsi="맑은 고딕" w:cs="맑은 고딕"/>
           <w:b/>
           <w:bCs/>
           <w:szCs w:val="20"/>
         </w:rPr>
-      </w:pPr>
+        <w:t>–</w:t>
+      </w:r>
       <w:r>
         <w:rPr>
           <w:rFonts w:ascii="맑은 고딕" w:eastAsia="맑은 고딕" w:hAnsi="맑은 고딕" w:cs="맑은 고딕" w:hint="eastAsia"/>
           <w:b/>
           <w:bCs/>
-          <w:sz w:val="22"/>
-        </w:rPr>
-        <w:t xml:space="preserve">노훈철: </w:t>
-      </w:r>
+          <w:szCs w:val="20"/>
+        </w:rPr>
+        <w:t xml:space="preserve"> 서버 </w:t>
+      </w:r>
+      <w:proofErr w:type="gramStart"/>
       <w:r>
         <w:rPr>
           <w:rFonts w:ascii="맑은 고딕" w:eastAsia="맑은 고딕" w:hAnsi="맑은 고딕" w:cs="맑은 고딕" w:hint="eastAsia"/>
@@ -601,17 +525,29 @@
           <w:bCs/>
           <w:szCs w:val="20"/>
         </w:rPr>
-        <w:t xml:space="preserve">Zone 이동을 위한 클라이언트 </w:t>
-      </w:r>
-      <w:r>
+        <w:t>Shape /</w:t>
+      </w:r>
+      <w:proofErr w:type="gramEnd"/>
+      <w:r>
+        <w:rPr>
+          <w:rFonts w:ascii="맑은 고딕" w:eastAsia="맑은 고딕" w:hAnsi="맑은 고딕" w:cs="맑은 고딕" w:hint="eastAsia"/>
+          <w:b/>
+          <w:bCs/>
+          <w:szCs w:val="20"/>
+        </w:rPr>
+        <w:t xml:space="preserve"> Asset 정보 동기화</w:t>
+      </w:r>
+    </w:p>
+    <w:p>
+      <w:pPr>
+        <w:jc w:val="left"/>
         <w:rPr>
           <w:rFonts w:ascii="맑은 고딕" w:eastAsia="맑은 고딕" w:hAnsi="맑은 고딕" w:cs="맑은 고딕"/>
           <w:b/>
           <w:bCs/>
           <w:szCs w:val="20"/>
         </w:rPr>
-        <w:t>–</w:t>
-      </w:r>
+      </w:pPr>
       <w:r>
         <w:rPr>
           <w:rFonts w:ascii="맑은 고딕" w:eastAsia="맑은 고딕" w:hAnsi="맑은 고딕" w:cs="맑은 고딕" w:hint="eastAsia"/>
@@ -619,9 +555,19 @@
           <w:bCs/>
           <w:szCs w:val="20"/>
         </w:rPr>
-        <w:t xml:space="preserve"> 서버 </w:t>
-      </w:r>
-      <w:proofErr w:type="gramStart"/>
+        <w:t>간결하게 말하면 이를 위해 클라이언트의 렌더 DescHeap의 인덱스와 서버의 동기화 인덱스를 분리했다.</w:t>
+      </w:r>
+    </w:p>
+    <w:p>
+      <w:pPr>
+        <w:jc w:val="left"/>
+        <w:rPr>
+          <w:rFonts w:ascii="맑은 고딕" w:eastAsia="맑은 고딕" w:hAnsi="맑은 고딕" w:cs="맑은 고딕"/>
+          <w:b/>
+          <w:bCs/>
+          <w:szCs w:val="20"/>
+        </w:rPr>
+      </w:pPr>
       <w:r>
         <w:rPr>
           <w:rFonts w:ascii="맑은 고딕" w:eastAsia="맑은 고딕" w:hAnsi="맑은 고딕" w:cs="맑은 고딕" w:hint="eastAsia"/>
@@ -629,17 +575,7 @@
           <w:bCs/>
           <w:szCs w:val="20"/>
         </w:rPr>
-        <w:t>Shape /</w:t>
-      </w:r>
-      <w:proofErr w:type="gramEnd"/>
-      <w:r>
-        <w:rPr>
-          <w:rFonts w:ascii="맑은 고딕" w:eastAsia="맑은 고딕" w:hAnsi="맑은 고딕" w:cs="맑은 고딕" w:hint="eastAsia"/>
-          <w:b/>
-          <w:bCs/>
-          <w:szCs w:val="20"/>
-        </w:rPr>
-        <w:t xml:space="preserve"> Asset 정보 동기화</w:t>
+        <w:t>서버의 작동도 수정했다.</w:t>
       </w:r>
     </w:p>
     <w:p>
@@ -649,162 +585,66 @@
           <w:rFonts w:ascii="맑은 고딕" w:eastAsia="맑은 고딕" w:hAnsi="맑은 고딕" w:cs="맑은 고딕"/>
           <w:b/>
           <w:bCs/>
-          <w:szCs w:val="20"/>
-        </w:rPr>
-      </w:pPr>
-      <w:r>
-        <w:rPr>
-          <w:rFonts w:ascii="맑은 고딕" w:eastAsia="맑은 고딕" w:hAnsi="맑은 고딕" w:cs="맑은 고딕" w:hint="eastAsia"/>
-          <w:b/>
-          <w:bCs/>
-          <w:szCs w:val="20"/>
-        </w:rPr>
-        <w:t xml:space="preserve">간결하게 말하면 이를 위해 클라이언트의 </w:t>
-      </w:r>
-      <w:proofErr w:type="spellStart"/>
-      <w:r>
-        <w:rPr>
-          <w:rFonts w:ascii="맑은 고딕" w:eastAsia="맑은 고딕" w:hAnsi="맑은 고딕" w:cs="맑은 고딕" w:hint="eastAsia"/>
-          <w:b/>
-          <w:bCs/>
-          <w:szCs w:val="20"/>
-        </w:rPr>
-        <w:t>렌더</w:t>
-      </w:r>
-      <w:proofErr w:type="spellEnd"/>
-      <w:r>
-        <w:rPr>
-          <w:rFonts w:ascii="맑은 고딕" w:eastAsia="맑은 고딕" w:hAnsi="맑은 고딕" w:cs="맑은 고딕" w:hint="eastAsia"/>
-          <w:b/>
-          <w:bCs/>
-          <w:szCs w:val="20"/>
-        </w:rPr>
-        <w:t xml:space="preserve"> </w:t>
-      </w:r>
-      <w:proofErr w:type="spellStart"/>
-      <w:r>
-        <w:rPr>
-          <w:rFonts w:ascii="맑은 고딕" w:eastAsia="맑은 고딕" w:hAnsi="맑은 고딕" w:cs="맑은 고딕" w:hint="eastAsia"/>
-          <w:b/>
-          <w:bCs/>
-          <w:szCs w:val="20"/>
-        </w:rPr>
-        <w:t>DescHeap</w:t>
-      </w:r>
-      <w:proofErr w:type="spellEnd"/>
-      <w:r>
-        <w:rPr>
-          <w:rFonts w:ascii="맑은 고딕" w:eastAsia="맑은 고딕" w:hAnsi="맑은 고딕" w:cs="맑은 고딕" w:hint="eastAsia"/>
-          <w:b/>
-          <w:bCs/>
-          <w:szCs w:val="20"/>
-        </w:rPr>
-        <w:t>의 인덱스와 서버의 동기화 인덱스를 분리했다.</w:t>
-      </w:r>
+          <w:sz w:val="22"/>
+        </w:rPr>
+      </w:pPr>
     </w:p>
     <w:p>
       <w:pPr>
         <w:jc w:val="left"/>
         <w:rPr>
-          <w:rFonts w:ascii="맑은 고딕" w:eastAsia="맑은 고딕" w:hAnsi="맑은 고딕" w:cs="맑은 고딕" w:hint="eastAsia"/>
-          <w:b/>
-          <w:bCs/>
-          <w:szCs w:val="20"/>
-        </w:rPr>
-      </w:pPr>
-      <w:r>
-        <w:rPr>
-          <w:rFonts w:ascii="맑은 고딕" w:eastAsia="맑은 고딕" w:hAnsi="맑은 고딕" w:cs="맑은 고딕" w:hint="eastAsia"/>
-          <w:b/>
-          <w:bCs/>
-          <w:szCs w:val="20"/>
-        </w:rPr>
-        <w:t>서버의 작동도 수정했다.</w:t>
+          <w:szCs w:val="20"/>
+        </w:rPr>
+      </w:pPr>
+      <w:r>
+        <w:rPr>
+          <w:szCs w:val="20"/>
+        </w:rPr>
+        <w:t xml:space="preserve">SDF Text Collect in Giant Texture Pages / Texture Rendering </w:t>
       </w:r>
     </w:p>
     <w:p>
       <w:pPr>
         <w:jc w:val="left"/>
         <w:rPr>
-          <w:rFonts w:ascii="맑은 고딕" w:eastAsia="맑은 고딕" w:hAnsi="맑은 고딕" w:cs="맑은 고딕"/>
-          <w:b/>
-          <w:bCs/>
-          <w:sz w:val="22"/>
-        </w:rPr>
-      </w:pPr>
+          <w:szCs w:val="20"/>
+        </w:rPr>
+      </w:pPr>
+      <w:r>
+        <w:rPr>
+          <w:rFonts w:hint="eastAsia"/>
+          <w:szCs w:val="20"/>
+        </w:rPr>
+        <w:t xml:space="preserve">웹 사이트에서 다양한 글을 긁어와서 가장 많이 쓰이는 한글 순서대로 정렬후 해당 </w:t>
+      </w:r>
+      <w:proofErr w:type="gramStart"/>
+      <w:r>
+        <w:rPr>
+          <w:rFonts w:hint="eastAsia"/>
+          <w:szCs w:val="20"/>
+        </w:rPr>
+        <w:t>SDF 를</w:t>
+      </w:r>
+      <w:proofErr w:type="gramEnd"/>
+      <w:r>
+        <w:rPr>
+          <w:rFonts w:hint="eastAsia"/>
+          <w:szCs w:val="20"/>
+        </w:rPr>
+        <w:t xml:space="preserve"> 뽑았다.</w:t>
+      </w:r>
     </w:p>
     <w:p>
       <w:pPr>
         <w:jc w:val="left"/>
         <w:rPr>
-          <w:szCs w:val="20"/>
-        </w:rPr>
-      </w:pPr>
-      <w:r>
-        <w:rPr>
-          <w:szCs w:val="20"/>
-        </w:rPr>
-        <w:t xml:space="preserve">SDF Text Collect in Giant Texture Pages / Texture Rendering </w:t>
-      </w:r>
-    </w:p>
-    <w:p>
-      <w:pPr>
-        <w:jc w:val="left"/>
-        <w:rPr>
-          <w:szCs w:val="20"/>
-        </w:rPr>
-      </w:pPr>
-      <w:r>
-        <w:rPr>
-          <w:rFonts w:hint="eastAsia"/>
-          <w:szCs w:val="20"/>
-        </w:rPr>
-        <w:t xml:space="preserve">웹 사이트에서 다양한 글을 긁어와서 가장 많이 쓰이는 한글 순서대로 </w:t>
-      </w:r>
-      <w:proofErr w:type="spellStart"/>
-      <w:r>
-        <w:rPr>
-          <w:rFonts w:hint="eastAsia"/>
-          <w:szCs w:val="20"/>
-        </w:rPr>
-        <w:t>정렬후</w:t>
-      </w:r>
-      <w:proofErr w:type="spellEnd"/>
-      <w:r>
-        <w:rPr>
-          <w:rFonts w:hint="eastAsia"/>
-          <w:szCs w:val="20"/>
-        </w:rPr>
-        <w:t xml:space="preserve"> 해당 </w:t>
-      </w:r>
-      <w:proofErr w:type="gramStart"/>
-      <w:r>
-        <w:rPr>
-          <w:rFonts w:hint="eastAsia"/>
-          <w:szCs w:val="20"/>
-        </w:rPr>
-        <w:t>SDF 를</w:t>
-      </w:r>
-      <w:proofErr w:type="gramEnd"/>
-      <w:r>
-        <w:rPr>
-          <w:rFonts w:hint="eastAsia"/>
-          <w:szCs w:val="20"/>
-        </w:rPr>
-        <w:t xml:space="preserve"> 뽑았다.</w:t>
-      </w:r>
-    </w:p>
-    <w:p>
-      <w:pPr>
-        <w:jc w:val="left"/>
-        <w:rPr>
-          <w:rFonts w:hint="eastAsia"/>
           <w:sz w:val="16"/>
           <w:szCs w:val="16"/>
         </w:rPr>
       </w:pPr>
       <w:r>
         <w:rPr>
+          <w:noProof/>
           <w:sz w:val="16"/>
           <w:szCs w:val="16"/>
         </w:rPr>
@@ -849,7 +689,6 @@
       <w:pPr>
         <w:jc w:val="left"/>
         <w:rPr>
-          <w:rFonts w:hint="eastAsia"/>
           <w:sz w:val="16"/>
           <w:szCs w:val="16"/>
         </w:rPr>
@@ -866,63 +705,7 @@
         <w:rPr>
           <w:szCs w:val="20"/>
         </w:rPr>
-        <w:t xml:space="preserve">모션 </w:t>
-      </w:r>
-      <w:proofErr w:type="spellStart"/>
-      <w:r>
-        <w:rPr>
-          <w:szCs w:val="20"/>
-        </w:rPr>
-        <w:t>블러</w:t>
-      </w:r>
-      <w:proofErr w:type="spellEnd"/>
-      <w:r>
-        <w:rPr>
-          <w:szCs w:val="20"/>
-        </w:rPr>
-        <w:t xml:space="preserve"> + Depth에 따른 </w:t>
-      </w:r>
-      <w:proofErr w:type="spellStart"/>
-      <w:r>
-        <w:rPr>
-          <w:szCs w:val="20"/>
-        </w:rPr>
-        <w:t>컨볼루션</w:t>
-      </w:r>
-      <w:proofErr w:type="spellEnd"/>
-      <w:r>
-        <w:rPr>
-          <w:szCs w:val="20"/>
-        </w:rPr>
-        <w:t xml:space="preserve"> </w:t>
-      </w:r>
-      <w:proofErr w:type="spellStart"/>
-      <w:r>
-        <w:rPr>
-          <w:szCs w:val="20"/>
-        </w:rPr>
-        <w:t>컴퓨트</w:t>
-      </w:r>
-      <w:proofErr w:type="spellEnd"/>
-      <w:r>
-        <w:rPr>
-          <w:szCs w:val="20"/>
-        </w:rPr>
-        <w:t xml:space="preserve"> </w:t>
-      </w:r>
-      <w:proofErr w:type="spellStart"/>
-      <w:r>
-        <w:rPr>
-          <w:szCs w:val="20"/>
-        </w:rPr>
-        <w:t>셰이더</w:t>
-      </w:r>
-      <w:proofErr w:type="spellEnd"/>
-      <w:r>
-        <w:rPr>
-          <w:szCs w:val="20"/>
-        </w:rPr>
-        <w:t xml:space="preserve"> (Raytracing 자글거림 일부 </w:t>
+        <w:t xml:space="preserve">모션 블러 + Depth에 따른 컨볼루션 컴퓨트 셰이더 (Raytracing 자글거림 일부 </w:t>
       </w:r>
       <w:proofErr w:type="gramStart"/>
       <w:r>
@@ -984,39 +767,7 @@
           <w:rFonts w:hint="eastAsia"/>
           <w:szCs w:val="20"/>
         </w:rPr>
-        <w:t xml:space="preserve">결국 Raytracing이 자글거리는 이유는 </w:t>
-      </w:r>
-      <w:proofErr w:type="spellStart"/>
-      <w:r>
-        <w:rPr>
-          <w:rFonts w:hint="eastAsia"/>
-          <w:szCs w:val="20"/>
-        </w:rPr>
-        <w:t>밉맵이나</w:t>
-      </w:r>
-      <w:proofErr w:type="spellEnd"/>
-      <w:r>
-        <w:rPr>
-          <w:rFonts w:hint="eastAsia"/>
-          <w:szCs w:val="20"/>
-        </w:rPr>
-        <w:t xml:space="preserve"> </w:t>
-      </w:r>
-      <w:proofErr w:type="spellStart"/>
-      <w:r>
-        <w:rPr>
-          <w:rFonts w:hint="eastAsia"/>
-          <w:szCs w:val="20"/>
-        </w:rPr>
-        <w:t>멀리떨어진</w:t>
-      </w:r>
-      <w:proofErr w:type="spellEnd"/>
-      <w:r>
-        <w:rPr>
-          <w:rFonts w:hint="eastAsia"/>
-          <w:szCs w:val="20"/>
-        </w:rPr>
-        <w:t xml:space="preserve"> 물체 때문이 아닌 것 같음. </w:t>
+        <w:t xml:space="preserve">결국 Raytracing이 자글거리는 이유는 밉맵이나 멀리떨어진 물체 때문이 아닌 것 같음. </w:t>
       </w:r>
     </w:p>
     <w:p>
@@ -1051,7 +802,6 @@
       <w:pPr>
         <w:jc w:val="left"/>
         <w:rPr>
-          <w:rFonts w:hint="eastAsia"/>
           <w:sz w:val="16"/>
           <w:szCs w:val="16"/>
         </w:rPr>
@@ -1061,7 +811,6 @@
       <w:pPr>
         <w:jc w:val="left"/>
         <w:rPr>
-          <w:rFonts w:hint="eastAsia"/>
           <w:szCs w:val="20"/>
         </w:rPr>
       </w:pPr>
@@ -1070,43 +819,15 @@
           <w:szCs w:val="20"/>
         </w:rPr>
         <w:lastRenderedPageBreak/>
-        <w:t xml:space="preserve">Raytracing Shader가 </w:t>
-      </w:r>
-      <w:proofErr w:type="spellStart"/>
-      <w:r>
-        <w:rPr>
-          <w:szCs w:val="20"/>
-        </w:rPr>
-        <w:t>Reinit</w:t>
-      </w:r>
-      <w:proofErr w:type="spellEnd"/>
-      <w:r>
-        <w:rPr>
+        <w:t xml:space="preserve">Raytracing Shader가 Reinit 될때의 오류 수정. </w:t>
+      </w:r>
+      <w:r>
+        <w:rPr>
+          <w:rFonts w:hint="eastAsia"/>
           <w:szCs w:val="20"/>
         </w:rPr>
         <w:t xml:space="preserve"> </w:t>
       </w:r>
-      <w:proofErr w:type="spellStart"/>
-      <w:r>
-        <w:rPr>
-          <w:szCs w:val="20"/>
-        </w:rPr>
-        <w:t>될때의</w:t>
-      </w:r>
-      <w:proofErr w:type="spellEnd"/>
-      <w:r>
-        <w:rPr>
-          <w:szCs w:val="20"/>
-        </w:rPr>
-        <w:t xml:space="preserve"> 오류 수정. </w:t>
-      </w:r>
-      <w:r>
-        <w:rPr>
-          <w:rFonts w:hint="eastAsia"/>
-          <w:szCs w:val="20"/>
-        </w:rPr>
-        <w:t xml:space="preserve"> </w:t>
-      </w:r>
       <w:r>
         <w:rPr>
           <w:szCs w:val="20"/>
@@ -1118,33 +839,8 @@
           <w:rFonts w:hint="eastAsia"/>
           <w:szCs w:val="20"/>
         </w:rPr>
-        <w:t xml:space="preserve"> </w:t>
-      </w:r>
-      <w:proofErr w:type="spellStart"/>
-      <w:r>
-        <w:rPr>
-          <w:rFonts w:hint="eastAsia"/>
-          <w:szCs w:val="20"/>
-        </w:rPr>
-        <w:t>텍스쳐가</w:t>
-      </w:r>
-      <w:proofErr w:type="spellEnd"/>
-      <w:r>
-        <w:rPr>
-          <w:rFonts w:hint="eastAsia"/>
-          <w:szCs w:val="20"/>
-        </w:rPr>
-        <w:t xml:space="preserve"> Desc용량을 </w:t>
-      </w:r>
-      <w:proofErr w:type="spellStart"/>
-      <w:r>
-        <w:rPr>
-          <w:rFonts w:hint="eastAsia"/>
-          <w:szCs w:val="20"/>
-        </w:rPr>
-        <w:t>넘어많아지면</w:t>
-      </w:r>
-      <w:proofErr w:type="spellEnd"/>
+        <w:t xml:space="preserve"> 텍스쳐가 Desc용량을 넘어많아지면</w:t>
+      </w:r>
     </w:p>
     <w:p>
       <w:pPr>
@@ -1158,7 +854,6 @@
       <w:pPr>
         <w:jc w:val="left"/>
         <w:rPr>
-          <w:rFonts w:hint="eastAsia"/>
           <w:szCs w:val="20"/>
         </w:rPr>
       </w:pPr>
@@ -1181,49 +876,7 @@
         <w:rPr>
           <w:szCs w:val="20"/>
         </w:rPr>
-        <w:t xml:space="preserve">Shader Visible Desc Heap이 Expand </w:t>
-      </w:r>
-      <w:proofErr w:type="spellStart"/>
-      <w:r>
-        <w:rPr>
-          <w:szCs w:val="20"/>
-        </w:rPr>
-        <w:t>될때</w:t>
-      </w:r>
-      <w:proofErr w:type="spellEnd"/>
-      <w:r>
-        <w:rPr>
-          <w:szCs w:val="20"/>
-        </w:rPr>
-        <w:t xml:space="preserve"> </w:t>
-      </w:r>
-      <w:proofErr w:type="spellStart"/>
-      <w:r>
-        <w:rPr>
-          <w:szCs w:val="20"/>
-        </w:rPr>
-        <w:t>머터리얼</w:t>
-      </w:r>
-      <w:proofErr w:type="spellEnd"/>
-      <w:r>
-        <w:rPr>
-          <w:szCs w:val="20"/>
-        </w:rPr>
-        <w:t xml:space="preserve"> 관련 실수로 생긴 오류 수정 두번째 </w:t>
-      </w:r>
-      <w:proofErr w:type="spellStart"/>
-      <w:r>
-        <w:rPr>
-          <w:szCs w:val="20"/>
-        </w:rPr>
-        <w:t>맵을</w:t>
-      </w:r>
-      <w:proofErr w:type="spellEnd"/>
-      <w:r>
-        <w:rPr>
-          <w:szCs w:val="20"/>
-        </w:rPr>
-        <w:t xml:space="preserve"> 로드되게 </w:t>
+        <w:t xml:space="preserve">Shader Visible Desc Heap이 Expand 될때 머터리얼 관련 실수로 생긴 오류 수정 두번째 맵을 로드되게 </w:t>
       </w:r>
       <w:proofErr w:type="gramStart"/>
       <w:r>
@@ -1237,35 +890,7 @@
         <w:rPr>
           <w:szCs w:val="20"/>
         </w:rPr>
-        <w:t xml:space="preserve"> </w:t>
-      </w:r>
-      <w:proofErr w:type="spellStart"/>
-      <w:r>
-        <w:rPr>
-          <w:szCs w:val="20"/>
-        </w:rPr>
-        <w:t>맵에</w:t>
-      </w:r>
-      <w:proofErr w:type="spellEnd"/>
-      <w:r>
-        <w:rPr>
-          <w:szCs w:val="20"/>
-        </w:rPr>
-        <w:t xml:space="preserve"> 있는 모델이 너무 </w:t>
-      </w:r>
-      <w:proofErr w:type="spellStart"/>
-      <w:r>
-        <w:rPr>
-          <w:szCs w:val="20"/>
-        </w:rPr>
-        <w:t>버택스가</w:t>
-      </w:r>
-      <w:proofErr w:type="spellEnd"/>
-      <w:r>
-        <w:rPr>
-          <w:szCs w:val="20"/>
-        </w:rPr>
-        <w:t xml:space="preserve"> 많아서 최적화 필요하다 판단. 이제 모델 충돌이 제대로 수행되도록 수정. </w:t>
+        <w:t xml:space="preserve"> 맵에 있는 모델이 너무 버택스가 많아서 최적화 필요하다 판단. 이제 모델 충돌이 제대로 수행되도록 수정. </w:t>
       </w:r>
       <w:proofErr w:type="gramStart"/>
       <w:r>
@@ -1331,25 +956,15 @@
       <w:pPr>
         <w:jc w:val="left"/>
         <w:rPr>
-          <w:rFonts w:hint="eastAsia"/>
-          <w:szCs w:val="20"/>
-        </w:rPr>
-      </w:pPr>
-      <w:proofErr w:type="spellStart"/>
-      <w:r>
-        <w:rPr>
-          <w:rFonts w:hint="eastAsia"/>
-          <w:szCs w:val="20"/>
-        </w:rPr>
-        <w:t>청크</w:t>
-      </w:r>
-      <w:proofErr w:type="spellEnd"/>
-      <w:r>
-        <w:rPr>
-          <w:rFonts w:hint="eastAsia"/>
-          <w:szCs w:val="20"/>
-        </w:rPr>
-        <w:t xml:space="preserve"> 오류 fix</w:t>
+          <w:szCs w:val="20"/>
+        </w:rPr>
+      </w:pPr>
+      <w:r>
+        <w:rPr>
+          <w:rFonts w:hint="eastAsia"/>
+          <w:szCs w:val="20"/>
+        </w:rPr>
+        <w:t>청크 오류 fix</w:t>
       </w:r>
     </w:p>
     <w:p>
@@ -1359,53 +974,12 @@
           <w:szCs w:val="20"/>
         </w:rPr>
       </w:pPr>
-      <w:proofErr w:type="spellStart"/>
-      <w:r>
-        <w:rPr>
-          <w:rFonts w:hint="eastAsia"/>
-          <w:szCs w:val="20"/>
-        </w:rPr>
-        <w:t>청크</w:t>
-      </w:r>
-      <w:proofErr w:type="spellEnd"/>
-      <w:r>
-        <w:rPr>
-          <w:rFonts w:hint="eastAsia"/>
-          <w:szCs w:val="20"/>
-        </w:rPr>
-        <w:t xml:space="preserve"> 오류를 2개 발견하고 고쳤다. (</w:t>
-      </w:r>
-      <w:proofErr w:type="spellStart"/>
-      <w:r>
-        <w:rPr>
-          <w:rFonts w:hint="eastAsia"/>
-          <w:szCs w:val="20"/>
-        </w:rPr>
-        <w:t>청크열</w:t>
-      </w:r>
-      <w:proofErr w:type="spellEnd"/>
-      <w:r>
-        <w:rPr>
-          <w:rFonts w:hint="eastAsia"/>
-          <w:szCs w:val="20"/>
-        </w:rPr>
-        <w:t xml:space="preserve"> </w:t>
-      </w:r>
-      <w:proofErr w:type="spellStart"/>
-      <w:r>
-        <w:rPr>
-          <w:rFonts w:hint="eastAsia"/>
-          <w:szCs w:val="20"/>
-        </w:rPr>
-        <w:t>곂침</w:t>
-      </w:r>
-      <w:proofErr w:type="spellEnd"/>
-      <w:r>
-        <w:rPr>
-          <w:rFonts w:hint="eastAsia"/>
-          <w:szCs w:val="20"/>
-        </w:rPr>
-        <w:t xml:space="preserve"> </w:t>
+      <w:r>
+        <w:rPr>
+          <w:rFonts w:hint="eastAsia"/>
+          <w:szCs w:val="20"/>
+        </w:rPr>
+        <w:t xml:space="preserve">청크 오류를 2개 발견하고 고쳤다. (청크열 곂침 </w:t>
       </w:r>
       <w:proofErr w:type="gramStart"/>
       <w:r>
@@ -1421,46 +995,13 @@
           <w:rFonts w:hint="eastAsia"/>
           <w:szCs w:val="20"/>
         </w:rPr>
-        <w:t xml:space="preserve"> 다른 </w:t>
-      </w:r>
-      <w:proofErr w:type="spellStart"/>
-      <w:r>
-        <w:rPr>
-          <w:rFonts w:hint="eastAsia"/>
-          <w:szCs w:val="20"/>
-        </w:rPr>
-        <w:t>청크에서</w:t>
-      </w:r>
-      <w:proofErr w:type="spellEnd"/>
-      <w:r>
-        <w:rPr>
-          <w:rFonts w:hint="eastAsia"/>
-          <w:szCs w:val="20"/>
-        </w:rPr>
-        <w:t xml:space="preserve"> 죽으면 </w:t>
-      </w:r>
-      <w:proofErr w:type="spellStart"/>
-      <w:r>
-        <w:rPr>
-          <w:rFonts w:hint="eastAsia"/>
-          <w:szCs w:val="20"/>
-        </w:rPr>
-        <w:t>worldMat</w:t>
-      </w:r>
-      <w:proofErr w:type="spellEnd"/>
-      <w:r>
-        <w:rPr>
-          <w:rFonts w:hint="eastAsia"/>
-          <w:szCs w:val="20"/>
-        </w:rPr>
-        <w:t>을 직접 건드린 실수)</w:t>
+        <w:t xml:space="preserve"> 다른 청크에서 죽으면 worldMat을 직접 건드린 실수)</w:t>
       </w:r>
     </w:p>
     <w:p>
       <w:pPr>
         <w:jc w:val="left"/>
         <w:rPr>
-          <w:rFonts w:hint="eastAsia"/>
           <w:szCs w:val="20"/>
         </w:rPr>
       </w:pPr>
@@ -1488,7 +1029,6 @@
       <w:pPr>
         <w:jc w:val="left"/>
         <w:rPr>
-          <w:rFonts w:hint="eastAsia"/>
           <w:b/>
           <w:bCs/>
           <w:szCs w:val="20"/>
@@ -1501,19 +1041,16 @@
           <w:bCs/>
           <w:szCs w:val="20"/>
         </w:rPr>
-        <w:t xml:space="preserve">현재 </w:t>
-      </w:r>
-      <w:proofErr w:type="spellStart"/>
-      <w:r>
-        <w:rPr>
-          <w:rFonts w:hint="eastAsia"/>
+        <w:t xml:space="preserve">현재 체널은 샘플 하나당 short LR 로 이루어져 연산이 느릴 것. </w:t>
+      </w:r>
+      <w:r>
+        <w:rPr>
           <w:b/>
           <w:bCs/>
           <w:szCs w:val="20"/>
         </w:rPr>
-        <w:t>체널은</w:t>
-      </w:r>
-      <w:proofErr w:type="spellEnd"/>
+        <w:t>F</w:t>
+      </w:r>
       <w:r>
         <w:rPr>
           <w:rFonts w:hint="eastAsia"/>
@@ -1521,34 +1058,34 @@
           <w:bCs/>
           <w:szCs w:val="20"/>
         </w:rPr>
-        <w:t xml:space="preserve"> 샘플 하나당 short LR 로 이루어져 연산이 느릴 것. </w:t>
-      </w:r>
-      <w:r>
+        <w:t>loat 로 변형하는 과정을 거치면 믹서도 할 수 있을 것 같다.</w:t>
+      </w:r>
+    </w:p>
+    <w:p>
+      <w:pPr>
+        <w:jc w:val="left"/>
         <w:rPr>
           <w:b/>
           <w:bCs/>
-          <w:szCs w:val="20"/>
-        </w:rPr>
-        <w:t>F</w:t>
-      </w:r>
-      <w:r>
-        <w:rPr>
-          <w:rFonts w:hint="eastAsia"/>
+        </w:rPr>
+      </w:pPr>
+    </w:p>
+    <w:p>
+      <w:pPr>
+        <w:jc w:val="left"/>
+        <w:rPr>
           <w:b/>
           <w:bCs/>
-          <w:szCs w:val="20"/>
-        </w:rPr>
-        <w:t>loat 로 변형하는 과정을 거치면 믹서도 할 수 있을 것 같다.</w:t>
-      </w:r>
-    </w:p>
-    <w:p>
-      <w:pPr>
-        <w:jc w:val="left"/>
-        <w:rPr>
+        </w:rPr>
+      </w:pPr>
+      <w:r>
+        <w:rPr>
+          <w:rFonts w:hint="eastAsia"/>
           <w:b/>
           <w:bCs/>
         </w:rPr>
-      </w:pPr>
+        <w:t>//////////////</w:t>
+      </w:r>
     </w:p>
     <w:p>
       <w:pPr>
@@ -1558,22 +1095,144 @@
           <w:bCs/>
         </w:rPr>
       </w:pPr>
-      <w:r>
-        <w:rPr>
-          <w:rFonts w:hint="eastAsia"/>
+    </w:p>
+    <w:p>
+      <w:pPr>
+        <w:rPr>
           <w:b/>
           <w:bCs/>
-        </w:rPr>
-        <w:t>//////////////</w:t>
-      </w:r>
-    </w:p>
-    <w:p>
-      <w:pPr>
-        <w:jc w:val="left"/>
+          <w:sz w:val="22"/>
+        </w:rPr>
+      </w:pPr>
+      <w:r>
         <w:rPr>
           <w:rFonts w:hint="eastAsia"/>
           <w:b/>
           <w:bCs/>
+          <w:sz w:val="22"/>
+        </w:rPr>
+        <w:t>임동건:</w:t>
+      </w:r>
+    </w:p>
+    <w:p>
+      <w:pPr>
+        <w:rPr>
+          <w:sz w:val="22"/>
+        </w:rPr>
+      </w:pPr>
+      <w:r>
+        <w:rPr>
+          <w:sz w:val="22"/>
+        </w:rPr>
+        <w:t>1인칭/3인칭 총기 렌더가 깨졌던 원인은, 애니메이션/렌더 구조가 바뀌면서 “플레이어 본체 렌더”, “1인칭 총 렌더”, “3인칭 총 렌더”가 한 흐름으로 섞였고, 총 모델도 스킨메시 렌더 상태와 일반 모델 렌더 상태를 구분하지 못하던 점에 있었습니다. 그래서 1인칭에서는 몸이 보이거나 카메라가 몸 안으로 들어갔고, 3인칭에서는 총이 손에 붙지 않고 월드에 떠 있거나, 회전만 따라가고 위치는 안 따라가는 문제가 있었습니다.</w:t>
+      </w:r>
+    </w:p>
+    <w:p>
+      <w:pPr>
+        <w:rPr>
+          <w:sz w:val="22"/>
+        </w:rPr>
+      </w:pPr>
+    </w:p>
+    <w:p>
+      <w:pPr>
+        <w:rPr>
+          <w:sz w:val="22"/>
+        </w:rPr>
+      </w:pPr>
+      <w:r>
+        <w:rPr>
+          <w:rFonts w:hint="eastAsia"/>
+          <w:sz w:val="22"/>
+        </w:rPr>
+        <w:t>그래서</w:t>
+      </w:r>
+      <w:r>
+        <w:rPr>
+          <w:sz w:val="22"/>
+        </w:rPr>
+        <w:t xml:space="preserve"> 로컬 플레이어는 1인칭일 때 본체를 숨기고, 3인칭일 때만 본체를 보이게 했습니다. 또 1인칭 총은 </w:t>
+      </w:r>
+      <w:proofErr w:type="gramStart"/>
+      <w:r>
+        <w:rPr>
+          <w:sz w:val="22"/>
+        </w:rPr>
+        <w:t>Player::</w:t>
+      </w:r>
+      <w:proofErr w:type="gramEnd"/>
+      <w:r>
+        <w:rPr>
+          <w:sz w:val="22"/>
+        </w:rPr>
+        <w:t xml:space="preserve">Render_AfterDepthClear() 쪽에서, 3인칭 총은 </w:t>
+      </w:r>
+      <w:proofErr w:type="gramStart"/>
+      <w:r>
+        <w:rPr>
+          <w:sz w:val="22"/>
+        </w:rPr>
+        <w:t>Player::</w:t>
+      </w:r>
+      <w:proofErr w:type="gramEnd"/>
+      <w:r>
+        <w:rPr>
+          <w:sz w:val="22"/>
+        </w:rPr>
+        <w:t>Render_ThirdPersonWeapon() 쪽에서 따로 그리도록 역할을 갈랐습니다. 이때 총 모델은 스킨메시 패스가 아니라 일반 PBR 렌더 상태에서 다시 바인딩해서 그리도록 바꿨고, 그 덕분에 총 모델을 그릴 때 device removed가 나던 문</w:t>
+      </w:r>
+      <w:r>
+        <w:rPr>
+          <w:rFonts w:hint="eastAsia"/>
+          <w:sz w:val="22"/>
+        </w:rPr>
+        <w:t>제를</w:t>
+      </w:r>
+      <w:r>
+        <w:rPr>
+          <w:sz w:val="22"/>
+        </w:rPr>
+        <w:t xml:space="preserve"> 먼저 해결했습니다.</w:t>
+      </w:r>
+    </w:p>
+    <w:p>
+      <w:pPr>
+        <w:rPr>
+          <w:sz w:val="22"/>
+        </w:rPr>
+      </w:pPr>
+    </w:p>
+    <w:p>
+      <w:pPr>
+        <w:rPr>
+          <w:sz w:val="22"/>
+        </w:rPr>
+      </w:pPr>
+      <w:r>
+        <w:rPr>
+          <w:rFonts w:hint="eastAsia"/>
+          <w:sz w:val="22"/>
+        </w:rPr>
+        <w:t>그</w:t>
+      </w:r>
+      <w:r>
+        <w:rPr>
+          <w:sz w:val="22"/>
+        </w:rPr>
+        <w:t xml:space="preserve"> 다음에는 총 위치 조정을 했습니다. 1인칭은 무기별로 gunMatrix_firstPersonView 위에 오프셋과 스</w:t>
+      </w:r>
+      <w:r>
+        <w:rPr>
+          <w:sz w:val="22"/>
+        </w:rPr>
+        <w:lastRenderedPageBreak/>
+        <w:t xml:space="preserve">케일을 얹는 방식으로 맞췄습니다. 스나이퍼 텍스처는 수정하였고, 나머지 총들은 아직 수정하지 못하였습니다. </w:t>
+      </w:r>
+    </w:p>
+    <w:p>
+      <w:pPr>
+        <w:rPr>
+          <w:sz w:val="22"/>
         </w:rPr>
       </w:pPr>
     </w:p>
@@ -1585,7 +1244,41 @@
           <w:sz w:val="22"/>
         </w:rPr>
       </w:pPr>
-      <w:proofErr w:type="spellStart"/>
+      <w:r>
+        <w:rPr>
+          <w:rFonts w:hint="eastAsia"/>
+          <w:sz w:val="22"/>
+        </w:rPr>
+        <w:t>그리고</w:t>
+      </w:r>
+      <w:r>
+        <w:rPr>
+          <w:sz w:val="22"/>
+        </w:rPr>
+        <w:t xml:space="preserve"> 스킨메시 애니메이션은 GPU에서 BoneToWorld를 계산하고 있고, CPU는 최종 </w:t>
+      </w:r>
+      <w:proofErr w:type="gramStart"/>
+      <w:r>
+        <w:rPr>
+          <w:sz w:val="22"/>
+        </w:rPr>
+        <w:t>손 본</w:t>
+      </w:r>
+      <w:proofErr w:type="gramEnd"/>
+      <w:r>
+        <w:rPr>
+          <w:sz w:val="22"/>
+        </w:rPr>
+        <w:t xml:space="preserve"> 월드행렬을 직접 들고 있지 않기 때문에, 실험적으로 RightHand에 해당하는 본 행렬 하나만 READBACK 버퍼로 CPU 쪽에 가져와서 3인칭 총 위치에 쓰는 방법을 적용 중이며 아직 오류가 나서 구현중입니다.</w:t>
+      </w:r>
+    </w:p>
+    <w:p>
+      <w:pPr>
+        <w:rPr>
+          <w:sz w:val="18"/>
+          <w:szCs w:val="20"/>
+        </w:rPr>
+      </w:pPr>
       <w:r>
         <w:rPr>
           <w:rFonts w:hint="eastAsia"/>
@@ -1593,318 +1286,14 @@
           <w:bCs/>
           <w:sz w:val="22"/>
         </w:rPr>
-        <w:t>임동건</w:t>
-      </w:r>
-      <w:proofErr w:type="spellEnd"/>
-      <w:r>
-        <w:rPr>
-          <w:rFonts w:hint="eastAsia"/>
-          <w:b/>
-          <w:bCs/>
-          <w:sz w:val="22"/>
-        </w:rPr>
-        <w:t>:</w:t>
-      </w:r>
-    </w:p>
-    <w:p>
-      <w:pPr>
-        <w:rPr>
-          <w:sz w:val="22"/>
-        </w:rPr>
-      </w:pPr>
-      <w:proofErr w:type="spellStart"/>
-      <w:r>
-        <w:rPr>
-          <w:sz w:val="22"/>
-        </w:rPr>
-        <w:t>상태머신</w:t>
-      </w:r>
-      <w:proofErr w:type="spellEnd"/>
-      <w:r>
-        <w:rPr>
-          <w:sz w:val="22"/>
-        </w:rPr>
-        <w:t xml:space="preserve"> 구축: 플레이어의 현재 상태(Idle, Move 등)를 관리하는 </w:t>
-      </w:r>
-      <w:proofErr w:type="spellStart"/>
-      <w:r>
-        <w:rPr>
-          <w:sz w:val="22"/>
-        </w:rPr>
-        <w:t>상태머신</w:t>
-      </w:r>
-      <w:proofErr w:type="spellEnd"/>
-      <w:r>
-        <w:rPr>
-          <w:sz w:val="22"/>
-        </w:rPr>
-        <w:t xml:space="preserve"> 로직 구현</w:t>
-      </w:r>
-    </w:p>
-    <w:p>
-      <w:pPr>
-        <w:rPr>
-          <w:sz w:val="22"/>
-        </w:rPr>
-      </w:pPr>
-    </w:p>
-    <w:p>
-      <w:pPr>
-        <w:rPr>
-          <w:sz w:val="22"/>
-        </w:rPr>
-      </w:pPr>
-      <w:r>
-        <w:rPr>
-          <w:sz w:val="22"/>
-        </w:rPr>
-        <w:t xml:space="preserve">애니메이션 </w:t>
-      </w:r>
-      <w:proofErr w:type="spellStart"/>
-      <w:r>
-        <w:rPr>
-          <w:sz w:val="22"/>
-        </w:rPr>
-        <w:t>블렌딩</w:t>
-      </w:r>
-      <w:proofErr w:type="spellEnd"/>
-      <w:r>
-        <w:rPr>
-          <w:sz w:val="22"/>
-        </w:rPr>
-        <w:t xml:space="preserve">(Blending) 적용: 상태 전환 시 자연스러운 모션을 위해 </w:t>
-      </w:r>
-      <w:proofErr w:type="spellStart"/>
-      <w:r>
-        <w:rPr>
-          <w:sz w:val="22"/>
-        </w:rPr>
-        <w:t>컴퓨트</w:t>
-      </w:r>
-      <w:proofErr w:type="spellEnd"/>
-      <w:r>
-        <w:rPr>
+        <w:t>진성준:</w:t>
+      </w:r>
+      <w:r>
+        <w:rPr>
+          <w:rFonts w:hint="eastAsia"/>
           <w:sz w:val="22"/>
         </w:rPr>
         <w:t xml:space="preserve"> </w:t>
-      </w:r>
-      <w:proofErr w:type="spellStart"/>
-      <w:r>
-        <w:rPr>
-          <w:sz w:val="22"/>
-        </w:rPr>
-        <w:t>셰이더</w:t>
-      </w:r>
-      <w:proofErr w:type="spellEnd"/>
-      <w:r>
-        <w:rPr>
-          <w:sz w:val="22"/>
-        </w:rPr>
-        <w:t xml:space="preserve">(Compute Shader)를 활용한 애니메이션 </w:t>
-      </w:r>
-      <w:proofErr w:type="spellStart"/>
-      <w:r>
-        <w:rPr>
-          <w:sz w:val="22"/>
-        </w:rPr>
-        <w:t>블렌딩</w:t>
-      </w:r>
-      <w:proofErr w:type="spellEnd"/>
-      <w:r>
-        <w:rPr>
-          <w:sz w:val="22"/>
-        </w:rPr>
-        <w:t xml:space="preserve"> 시스템 연동.</w:t>
-      </w:r>
-    </w:p>
-    <w:p>
-      <w:pPr>
-        <w:rPr>
-          <w:b/>
-          <w:bCs/>
-          <w:sz w:val="22"/>
-        </w:rPr>
-      </w:pPr>
-    </w:p>
-    <w:p>
-      <w:pPr>
-        <w:rPr>
-          <w:sz w:val="22"/>
-        </w:rPr>
-      </w:pPr>
-      <w:r>
-        <w:rPr>
-          <w:sz w:val="22"/>
-        </w:rPr>
-        <w:t xml:space="preserve">애니메이션 테이블 연동: </w:t>
-      </w:r>
-      <w:proofErr w:type="spellStart"/>
-      <w:r>
-        <w:rPr>
-          <w:sz w:val="22"/>
-        </w:rPr>
-        <w:t>HumanoidAnimationTable</w:t>
-      </w:r>
-      <w:proofErr w:type="spellEnd"/>
-      <w:r>
-        <w:rPr>
-          <w:sz w:val="22"/>
-        </w:rPr>
-        <w:t>을 참조하여 최대 4개의 애니메이션 슬롯에 대한 가중치(Weight) 및 재생 시간(Time) 계산 로직 적용.</w:t>
-      </w:r>
-    </w:p>
-    <w:p>
-      <w:pPr>
-        <w:rPr>
-          <w:b/>
-          <w:bCs/>
-          <w:sz w:val="22"/>
-        </w:rPr>
-      </w:pPr>
-    </w:p>
-    <w:p>
-      <w:pPr>
-        <w:rPr>
-          <w:sz w:val="18"/>
-          <w:szCs w:val="20"/>
-        </w:rPr>
-      </w:pPr>
-      <w:r>
-        <w:rPr>
-          <w:rFonts w:hint="eastAsia"/>
-          <w:b/>
-          <w:bCs/>
-          <w:sz w:val="22"/>
-        </w:rPr>
-        <w:t>진성준:</w:t>
-      </w:r>
-      <w:r>
-        <w:rPr>
-          <w:rFonts w:hint="eastAsia"/>
-          <w:sz w:val="22"/>
-        </w:rPr>
-        <w:t xml:space="preserve"> </w:t>
-      </w:r>
-    </w:p>
-    <w:p>
-      <w:pPr>
-        <w:rPr>
-          <w:sz w:val="18"/>
-          <w:szCs w:val="20"/>
-        </w:rPr>
-      </w:pPr>
-      <w:r>
-        <w:rPr>
-          <w:noProof/>
-          <w:sz w:val="18"/>
-          <w:szCs w:val="20"/>
-        </w:rPr>
-        <w:lastRenderedPageBreak/>
-        <w:drawing>
-          <wp:inline distT="0" distB="0" distL="0" distR="0" wp14:anchorId="34DBE2D0" wp14:editId="7DC7B2AA">
-            <wp:extent cx="3947198" cy="2832735"/>
-            <wp:effectExtent l="0" t="0" r="0" b="5715"/>
-            <wp:docPr id="745628332" name="그림 1"/>
-            <wp:cNvGraphicFramePr>
-              <a:graphicFrameLocks xmlns:a="http://schemas.openxmlformats.org/drawingml/2006/main" noChangeAspect="1"/>
-            </wp:cNvGraphicFramePr>
-            <a:graphic xmlns:a="http://schemas.openxmlformats.org/drawingml/2006/main">
-              <a:graphicData uri="http://schemas.openxmlformats.org/drawingml/2006/picture">
-                <pic:pic xmlns:pic="http://schemas.openxmlformats.org/drawingml/2006/picture">
-                  <pic:nvPicPr>
-                    <pic:cNvPr id="745628332" name=""/>
-                    <pic:cNvPicPr/>
-                  </pic:nvPicPr>
-                  <pic:blipFill>
-                    <a:blip r:embed="rId8"/>
-                    <a:stretch>
-                      <a:fillRect/>
-                    </a:stretch>
-                  </pic:blipFill>
-                  <pic:spPr>
-                    <a:xfrm>
-                      <a:off x="0" y="0"/>
-                      <a:ext cx="3949185" cy="2834161"/>
-                    </a:xfrm>
-                    <a:prstGeom prst="rect">
-                      <a:avLst/>
-                    </a:prstGeom>
-                  </pic:spPr>
-                </pic:pic>
-              </a:graphicData>
-            </a:graphic>
-          </wp:inline>
-        </w:drawing>
-      </w:r>
-    </w:p>
-    <w:p>
-      <w:r>
-        <w:rPr>
-          <w:rFonts w:hint="eastAsia"/>
-        </w:rPr>
-        <w:t>포탈을 통한 같은 서버 내 존간 이동을 새로운 네트워크 구조에 적용.</w:t>
-      </w:r>
-    </w:p>
-    <w:p>
-      <w:pPr>
-        <w:rPr>
-          <w:sz w:val="18"/>
-          <w:szCs w:val="18"/>
-        </w:rPr>
-      </w:pPr>
-    </w:p>
-    <w:p>
-      <w:pPr>
-        <w:rPr>
-          <w:sz w:val="18"/>
-          <w:szCs w:val="18"/>
-        </w:rPr>
-      </w:pPr>
-    </w:p>
-    <w:p>
-      <w:pPr>
-        <w:rPr>
-          <w:sz w:val="18"/>
-          <w:szCs w:val="18"/>
-        </w:rPr>
-      </w:pPr>
-    </w:p>
-    <w:p>
-      <w:pPr>
-        <w:rPr>
-          <w:sz w:val="18"/>
-          <w:szCs w:val="18"/>
-        </w:rPr>
-      </w:pPr>
-    </w:p>
-    <w:p>
-      <w:pPr>
-        <w:rPr>
-          <w:szCs w:val="20"/>
-        </w:rPr>
-      </w:pPr>
-      <w:r>
-        <w:rPr>
-          <w:sz w:val="18"/>
-          <w:szCs w:val="18"/>
-        </w:rPr>
-        <w:t>포탈은 한눈에 알기 쉽게 검은 기둥 형태로 구현하였다.</w:t>
-      </w:r>
-    </w:p>
-    <w:p>
-      <w:pPr>
-        <w:rPr>
-          <w:szCs w:val="20"/>
-        </w:rPr>
-      </w:pPr>
-    </w:p>
-    <w:p>
-      <w:r>
-        <w:rPr>
-          <w:rFonts w:hint="eastAsia"/>
-          <w:szCs w:val="20"/>
-        </w:rPr>
-        <w:t>포탈에 진입하면 포탈이 없는 다른 존으로 이동한다</w:t>
       </w:r>
     </w:p>
     <w:p>
@@ -2901,6 +2290,7 @@
   <w:style w:type="character" w:default="1" w:styleId="a0">
     <w:name w:val="Default Paragraph Font"/>
     <w:uiPriority w:val="1"/>
+    <w:semiHidden/>
     <w:unhideWhenUsed/>
   </w:style>
   <w:style w:type="table" w:default="1" w:styleId="a1">
